--- a/Laboratorio 1.docx
+++ b/Laboratorio 1.docx
@@ -273,7 +273,43 @@
           <w:color w:val="1F2328"/>
           <w:shd w:val="clear" w:color="auto" w:fill="FFFFFF"/>
         </w:rPr>
-        <w:t xml:space="preserve"> ¿Qué diferencias encuentras entre los tipos Int y Float?</w:t>
+        <w:t xml:space="preserve"> ¿Qué diferencias encuentras entre los tipos </w:t>
+      </w:r>
+      <w:proofErr w:type="spellStart"/>
+      <w:r>
+        <w:rPr>
+          <w:rFonts w:ascii="Segoe UI" w:hAnsi="Segoe UI" w:cs="Segoe UI"/>
+          <w:color w:val="1F2328"/>
+          <w:shd w:val="clear" w:color="auto" w:fill="FFFFFF"/>
+        </w:rPr>
+        <w:t>Int</w:t>
+      </w:r>
+      <w:proofErr w:type="spellEnd"/>
+      <w:r>
+        <w:rPr>
+          <w:rFonts w:ascii="Segoe UI" w:hAnsi="Segoe UI" w:cs="Segoe UI"/>
+          <w:color w:val="1F2328"/>
+          <w:shd w:val="clear" w:color="auto" w:fill="FFFFFF"/>
+        </w:rPr>
+        <w:t xml:space="preserve"> y </w:t>
+      </w:r>
+      <w:proofErr w:type="spellStart"/>
+      <w:r>
+        <w:rPr>
+          <w:rFonts w:ascii="Segoe UI" w:hAnsi="Segoe UI" w:cs="Segoe UI"/>
+          <w:color w:val="1F2328"/>
+          <w:shd w:val="clear" w:color="auto" w:fill="FFFFFF"/>
+        </w:rPr>
+        <w:t>Float</w:t>
+      </w:r>
+      <w:proofErr w:type="spellEnd"/>
+      <w:r>
+        <w:rPr>
+          <w:rFonts w:ascii="Segoe UI" w:hAnsi="Segoe UI" w:cs="Segoe UI"/>
+          <w:color w:val="1F2328"/>
+          <w:shd w:val="clear" w:color="auto" w:fill="FFFFFF"/>
+        </w:rPr>
+        <w:t>?</w:t>
       </w:r>
     </w:p>
     <w:p>
@@ -288,6 +324,7 @@
           <w:szCs w:val="24"/>
         </w:rPr>
       </w:pPr>
+      <w:proofErr w:type="spellStart"/>
       <w:r>
         <w:rPr>
           <w:rStyle w:val="Fuerte"/>
@@ -297,7 +334,19 @@
           <w:color w:val="1F2328"/>
           <w:shd w:val="clear" w:color="auto" w:fill="FFFFFF"/>
         </w:rPr>
-        <w:t>Int:</w:t>
+        <w:t>Int</w:t>
+      </w:r>
+      <w:proofErr w:type="spellEnd"/>
+      <w:r>
+        <w:rPr>
+          <w:rStyle w:val="Fuerte"/>
+          <w:rFonts w:ascii="Segoe UI" w:hAnsi="Segoe UI" w:cs="Segoe UI"/>
+          <w:b w:val="0"/>
+          <w:bCs w:val="0"/>
+          <w:color w:val="1F2328"/>
+          <w:shd w:val="clear" w:color="auto" w:fill="FFFFFF"/>
+        </w:rPr>
+        <w:t>:</w:t>
       </w:r>
       <w:r>
         <w:rPr>
@@ -333,6 +382,7 @@
           <w:szCs w:val="24"/>
         </w:rPr>
       </w:pPr>
+      <w:proofErr w:type="spellStart"/>
       <w:r>
         <w:rPr>
           <w:rFonts w:ascii="Times New Roman" w:eastAsia="Times New Roman" w:hAnsi="Times New Roman" w:cs="Times New Roman"/>
@@ -340,8 +390,9 @@
           <w:szCs w:val="24"/>
           <w:lang w:eastAsia="es-CO"/>
         </w:rPr>
-        <w:t>Float: re</w:t>
-      </w:r>
+        <w:t>Float</w:t>
+      </w:r>
+      <w:proofErr w:type="spellEnd"/>
       <w:r>
         <w:rPr>
           <w:rFonts w:ascii="Times New Roman" w:eastAsia="Times New Roman" w:hAnsi="Times New Roman" w:cs="Times New Roman"/>
@@ -349,6 +400,15 @@
           <w:szCs w:val="24"/>
           <w:lang w:eastAsia="es-CO"/>
         </w:rPr>
+        <w:t>: re</w:t>
+      </w:r>
+      <w:r>
+        <w:rPr>
+          <w:rFonts w:ascii="Times New Roman" w:eastAsia="Times New Roman" w:hAnsi="Times New Roman" w:cs="Times New Roman"/>
+          <w:sz w:val="24"/>
+          <w:szCs w:val="24"/>
+          <w:lang w:eastAsia="es-CO"/>
+        </w:rPr>
         <w:t>presenta números en punto flotante</w:t>
       </w:r>
       <w:r>
@@ -376,7 +436,27 @@
           <w:szCs w:val="24"/>
           <w:lang w:eastAsia="es-CO"/>
         </w:rPr>
-        <w:t xml:space="preserve"> Int e</w:t>
+        <w:t xml:space="preserve"> </w:t>
+      </w:r>
+      <w:proofErr w:type="spellStart"/>
+      <w:r>
+        <w:rPr>
+          <w:rFonts w:ascii="Times New Roman" w:eastAsia="Times New Roman" w:hAnsi="Times New Roman" w:cs="Times New Roman"/>
+          <w:sz w:val="24"/>
+          <w:szCs w:val="24"/>
+          <w:lang w:eastAsia="es-CO"/>
+        </w:rPr>
+        <w:t>Int</w:t>
+      </w:r>
+      <w:proofErr w:type="spellEnd"/>
+      <w:r>
+        <w:rPr>
+          <w:rFonts w:ascii="Times New Roman" w:eastAsia="Times New Roman" w:hAnsi="Times New Roman" w:cs="Times New Roman"/>
+          <w:sz w:val="24"/>
+          <w:szCs w:val="24"/>
+          <w:lang w:eastAsia="es-CO"/>
+        </w:rPr>
+        <w:t xml:space="preserve"> e</w:t>
       </w:r>
       <w:r>
         <w:rPr>
@@ -429,7 +509,27 @@
           <w:sz w:val="24"/>
           <w:szCs w:val="24"/>
         </w:rPr>
-        <w:t>¿Qué hace la expresión [1..10] y cómo se relaciona con la evaluación perezosa?</w:t>
+        <w:t>¿Qué hace la expresión [</w:t>
+      </w:r>
+      <w:proofErr w:type="gramStart"/>
+      <w:r>
+        <w:rPr>
+          <w:rFonts w:ascii="Segoe UI" w:eastAsia="Times New Roman" w:hAnsi="Segoe UI" w:cs="Segoe UI"/>
+          <w:color w:val="1F2328"/>
+          <w:sz w:val="24"/>
+          <w:szCs w:val="24"/>
+        </w:rPr>
+        <w:t>1..</w:t>
+      </w:r>
+      <w:proofErr w:type="gramEnd"/>
+      <w:r>
+        <w:rPr>
+          <w:rFonts w:ascii="Segoe UI" w:eastAsia="Times New Roman" w:hAnsi="Segoe UI" w:cs="Segoe UI"/>
+          <w:color w:val="1F2328"/>
+          <w:sz w:val="24"/>
+          <w:szCs w:val="24"/>
+        </w:rPr>
+        <w:t>10] y cómo se relaciona con la evaluación perezosa?</w:t>
       </w:r>
     </w:p>
     <w:p>
@@ -451,7 +551,87 @@
           <w:sz w:val="24"/>
           <w:szCs w:val="24"/>
         </w:rPr>
-        <w:t>[1..10] genera la lista [1,2,3,4,5,6,7,8,9,10]. Gracias a la evaluación perezosa, Haskell puede incluso manejar rangos infinitos como [1..], ya que solo calcula los elementos que realmente se piden en take 5 [1..] solo genera los primeros 5, sin intentar construir una lista infinita completa.</w:t>
+        <w:t>[</w:t>
+      </w:r>
+      <w:proofErr w:type="gramStart"/>
+      <w:r>
+        <w:rPr>
+          <w:rFonts w:ascii="Segoe UI" w:eastAsia="Times New Roman" w:hAnsi="Segoe UI" w:cs="Segoe UI"/>
+          <w:color w:val="1F2328"/>
+          <w:sz w:val="24"/>
+          <w:szCs w:val="24"/>
+        </w:rPr>
+        <w:t>1..</w:t>
+      </w:r>
+      <w:proofErr w:type="gramEnd"/>
+      <w:r>
+        <w:rPr>
+          <w:rFonts w:ascii="Segoe UI" w:eastAsia="Times New Roman" w:hAnsi="Segoe UI" w:cs="Segoe UI"/>
+          <w:color w:val="1F2328"/>
+          <w:sz w:val="24"/>
+          <w:szCs w:val="24"/>
+        </w:rPr>
+        <w:t>10] genera la lista [1,2,3,4,5,6,7,8,9,10]. Gracias a la evaluación perezosa, Haskell puede incluso manejar rangos infinitos como [</w:t>
+      </w:r>
+      <w:proofErr w:type="gramStart"/>
+      <w:r>
+        <w:rPr>
+          <w:rFonts w:ascii="Segoe UI" w:eastAsia="Times New Roman" w:hAnsi="Segoe UI" w:cs="Segoe UI"/>
+          <w:color w:val="1F2328"/>
+          <w:sz w:val="24"/>
+          <w:szCs w:val="24"/>
+        </w:rPr>
+        <w:t>1..</w:t>
+      </w:r>
+      <w:proofErr w:type="gramEnd"/>
+      <w:r>
+        <w:rPr>
+          <w:rFonts w:ascii="Segoe UI" w:eastAsia="Times New Roman" w:hAnsi="Segoe UI" w:cs="Segoe UI"/>
+          <w:color w:val="1F2328"/>
+          <w:sz w:val="24"/>
+          <w:szCs w:val="24"/>
+        </w:rPr>
+        <w:t xml:space="preserve">], ya que solo calcula los elementos que realmente se piden en </w:t>
+      </w:r>
+      <w:proofErr w:type="spellStart"/>
+      <w:r>
+        <w:rPr>
+          <w:rFonts w:ascii="Segoe UI" w:eastAsia="Times New Roman" w:hAnsi="Segoe UI" w:cs="Segoe UI"/>
+          <w:color w:val="1F2328"/>
+          <w:sz w:val="24"/>
+          <w:szCs w:val="24"/>
+        </w:rPr>
+        <w:t>take</w:t>
+      </w:r>
+      <w:proofErr w:type="spellEnd"/>
+      <w:r>
+        <w:rPr>
+          <w:rFonts w:ascii="Segoe UI" w:eastAsia="Times New Roman" w:hAnsi="Segoe UI" w:cs="Segoe UI"/>
+          <w:color w:val="1F2328"/>
+          <w:sz w:val="24"/>
+          <w:szCs w:val="24"/>
+        </w:rPr>
+        <w:t xml:space="preserve"> 5 [</w:t>
+      </w:r>
+      <w:proofErr w:type="gramStart"/>
+      <w:r>
+        <w:rPr>
+          <w:rFonts w:ascii="Segoe UI" w:eastAsia="Times New Roman" w:hAnsi="Segoe UI" w:cs="Segoe UI"/>
+          <w:color w:val="1F2328"/>
+          <w:sz w:val="24"/>
+          <w:szCs w:val="24"/>
+        </w:rPr>
+        <w:t>1..</w:t>
+      </w:r>
+      <w:proofErr w:type="gramEnd"/>
+      <w:r>
+        <w:rPr>
+          <w:rFonts w:ascii="Segoe UI" w:eastAsia="Times New Roman" w:hAnsi="Segoe UI" w:cs="Segoe UI"/>
+          <w:color w:val="1F2328"/>
+          <w:sz w:val="24"/>
+          <w:szCs w:val="24"/>
+        </w:rPr>
+        <w:t>] solo genera los primeros 5, sin intentar construir una lista infinita completa.</w:t>
       </w:r>
     </w:p>
     <w:p>
@@ -714,14 +894,65 @@
           <w:szCs w:val="20"/>
         </w:rPr>
       </w:pPr>
-      <w:r>
-        <w:rPr>
-          <w:b/>
-          <w:bCs/>
-          <w:sz w:val="20"/>
-          <w:szCs w:val="20"/>
-        </w:rPr>
-        <w:t>take 5 (map (*2) [1..])</w:t>
+      <w:proofErr w:type="spellStart"/>
+      <w:r>
+        <w:rPr>
+          <w:b/>
+          <w:bCs/>
+          <w:sz w:val="20"/>
+          <w:szCs w:val="20"/>
+        </w:rPr>
+        <w:t>take</w:t>
+      </w:r>
+      <w:proofErr w:type="spellEnd"/>
+      <w:r>
+        <w:rPr>
+          <w:b/>
+          <w:bCs/>
+          <w:sz w:val="20"/>
+          <w:szCs w:val="20"/>
+        </w:rPr>
+        <w:t xml:space="preserve"> 5 (</w:t>
+      </w:r>
+      <w:proofErr w:type="spellStart"/>
+      <w:r>
+        <w:rPr>
+          <w:b/>
+          <w:bCs/>
+          <w:sz w:val="20"/>
+          <w:szCs w:val="20"/>
+        </w:rPr>
+        <w:t>map</w:t>
+      </w:r>
+      <w:proofErr w:type="spellEnd"/>
+      <w:r>
+        <w:rPr>
+          <w:b/>
+          <w:bCs/>
+          <w:sz w:val="20"/>
+          <w:szCs w:val="20"/>
+        </w:rPr>
+        <w:t xml:space="preserve"> (*2) [</w:t>
+      </w:r>
+      <w:proofErr w:type="gramStart"/>
+      <w:r>
+        <w:rPr>
+          <w:b/>
+          <w:bCs/>
+          <w:sz w:val="20"/>
+          <w:szCs w:val="20"/>
+        </w:rPr>
+        <w:t>1..</w:t>
+      </w:r>
+      <w:proofErr w:type="gramEnd"/>
+      <w:r>
+        <w:rPr>
+          <w:b/>
+          <w:bCs/>
+          <w:sz w:val="20"/>
+          <w:szCs w:val="20"/>
+        </w:rPr>
+        <w:t>])</w:t>
       </w:r>
     </w:p>
     <w:p>
@@ -760,7 +991,67 @@
           <w:sz w:val="20"/>
           <w:szCs w:val="20"/>
         </w:rPr>
-        <w:t xml:space="preserve"> Como Haskell es perezoso, y [1..] es una lista infinita, take 5 solo coge los primeros 5 elementos de la lista, y con map </w:t>
+        <w:t xml:space="preserve"> Como Haskell es perezoso, y [</w:t>
+      </w:r>
+      <w:proofErr w:type="gramStart"/>
+      <w:r>
+        <w:rPr>
+          <w:b/>
+          <w:bCs/>
+          <w:sz w:val="20"/>
+          <w:szCs w:val="20"/>
+        </w:rPr>
+        <w:t>1..</w:t>
+      </w:r>
+      <w:proofErr w:type="gramEnd"/>
+      <w:r>
+        <w:rPr>
+          <w:b/>
+          <w:bCs/>
+          <w:sz w:val="20"/>
+          <w:szCs w:val="20"/>
+        </w:rPr>
+        <w:t xml:space="preserve">] es una lista infinita, </w:t>
+      </w:r>
+      <w:proofErr w:type="spellStart"/>
+      <w:r>
+        <w:rPr>
+          <w:b/>
+          <w:bCs/>
+          <w:sz w:val="20"/>
+          <w:szCs w:val="20"/>
+        </w:rPr>
+        <w:t>take</w:t>
+      </w:r>
+      <w:proofErr w:type="spellEnd"/>
+      <w:r>
+        <w:rPr>
+          <w:b/>
+          <w:bCs/>
+          <w:sz w:val="20"/>
+          <w:szCs w:val="20"/>
+        </w:rPr>
+        <w:t xml:space="preserve"> 5 solo coge los primeros 5 elementos de la lista, y con </w:t>
+      </w:r>
+      <w:proofErr w:type="spellStart"/>
+      <w:r>
+        <w:rPr>
+          <w:b/>
+          <w:bCs/>
+          <w:sz w:val="20"/>
+          <w:szCs w:val="20"/>
+        </w:rPr>
+        <w:t>map</w:t>
+      </w:r>
+      <w:proofErr w:type="spellEnd"/>
+      <w:r>
+        <w:rPr>
+          <w:b/>
+          <w:bCs/>
+          <w:sz w:val="20"/>
+          <w:szCs w:val="20"/>
+        </w:rPr>
+        <w:t xml:space="preserve"> </w:t>
       </w:r>
       <w:r>
         <w:rPr>
@@ -890,7 +1181,27 @@
           <w:sz w:val="20"/>
           <w:szCs w:val="20"/>
         </w:rPr>
-        <w:t>Pregunta de análisis — ¿por qué [1..] no causa un ciclo infinito?</w:t>
+        <w:t>Pregunta de análisis — ¿por qué [</w:t>
+      </w:r>
+      <w:proofErr w:type="gramStart"/>
+      <w:r>
+        <w:rPr>
+          <w:b/>
+          <w:bCs/>
+          <w:sz w:val="20"/>
+          <w:szCs w:val="20"/>
+        </w:rPr>
+        <w:t>1..</w:t>
+      </w:r>
+      <w:proofErr w:type="gramEnd"/>
+      <w:r>
+        <w:rPr>
+          <w:b/>
+          <w:bCs/>
+          <w:sz w:val="20"/>
+          <w:szCs w:val="20"/>
+        </w:rPr>
+        <w:t>] no causa un ciclo infinito?</w:t>
       </w:r>
     </w:p>
     <w:p>
@@ -945,14 +1256,25 @@
         </w:rPr>
         <w:t xml:space="preserve">no calcula toda la lista de una vez. Solo va generando (y multiplicando) un número a la vez, </w:t>
       </w:r>
-      <w:r>
-        <w:rPr>
-          <w:b/>
-          <w:bCs/>
-          <w:sz w:val="20"/>
-          <w:szCs w:val="20"/>
-        </w:rPr>
-        <w:t>take 5 lo que hace es únicamente coger los primeros 5 y ya,</w:t>
+      <w:proofErr w:type="spellStart"/>
+      <w:r>
+        <w:rPr>
+          <w:b/>
+          <w:bCs/>
+          <w:sz w:val="20"/>
+          <w:szCs w:val="20"/>
+        </w:rPr>
+        <w:t>take</w:t>
+      </w:r>
+      <w:proofErr w:type="spellEnd"/>
+      <w:r>
+        <w:rPr>
+          <w:b/>
+          <w:bCs/>
+          <w:sz w:val="20"/>
+          <w:szCs w:val="20"/>
+        </w:rPr>
+        <w:t xml:space="preserve"> 5 lo que hace es únicamente coger los primeros 5 y ya,</w:t>
       </w:r>
       <w:r>
         <w:rPr>
@@ -1044,7 +1366,67 @@
           <w:sz w:val="20"/>
           <w:szCs w:val="20"/>
         </w:rPr>
-        <w:t>misterio x y = if x &gt; 10 then y * 2 else x + y</w:t>
+        <w:t xml:space="preserve">misterio x y = </w:t>
+      </w:r>
+      <w:proofErr w:type="spellStart"/>
+      <w:r>
+        <w:rPr>
+          <w:b/>
+          <w:bCs/>
+          <w:sz w:val="20"/>
+          <w:szCs w:val="20"/>
+        </w:rPr>
+        <w:t>if</w:t>
+      </w:r>
+      <w:proofErr w:type="spellEnd"/>
+      <w:r>
+        <w:rPr>
+          <w:b/>
+          <w:bCs/>
+          <w:sz w:val="20"/>
+          <w:szCs w:val="20"/>
+        </w:rPr>
+        <w:t xml:space="preserve"> x &gt; 10 </w:t>
+      </w:r>
+      <w:proofErr w:type="spellStart"/>
+      <w:r>
+        <w:rPr>
+          <w:b/>
+          <w:bCs/>
+          <w:sz w:val="20"/>
+          <w:szCs w:val="20"/>
+        </w:rPr>
+        <w:t>then</w:t>
+      </w:r>
+      <w:proofErr w:type="spellEnd"/>
+      <w:r>
+        <w:rPr>
+          <w:b/>
+          <w:bCs/>
+          <w:sz w:val="20"/>
+          <w:szCs w:val="20"/>
+        </w:rPr>
+        <w:t xml:space="preserve"> y * 2 </w:t>
+      </w:r>
+      <w:proofErr w:type="spellStart"/>
+      <w:r>
+        <w:rPr>
+          <w:b/>
+          <w:bCs/>
+          <w:sz w:val="20"/>
+          <w:szCs w:val="20"/>
+        </w:rPr>
+        <w:t>else</w:t>
+      </w:r>
+      <w:proofErr w:type="spellEnd"/>
+      <w:r>
+        <w:rPr>
+          <w:b/>
+          <w:bCs/>
+          <w:sz w:val="20"/>
+          <w:szCs w:val="20"/>
+        </w:rPr>
+        <w:t xml:space="preserve"> x + y</w:t>
       </w:r>
     </w:p>
     <w:p>
@@ -1177,7 +1559,67 @@
           <w:sz w:val="20"/>
           <w:szCs w:val="20"/>
         </w:rPr>
-        <w:t xml:space="preserve">misterio 12 12 = if 12 &gt; 10 then y * 2 else 12 + 12 </w:t>
+        <w:t xml:space="preserve">misterio 12 12 = </w:t>
+      </w:r>
+      <w:proofErr w:type="spellStart"/>
+      <w:r>
+        <w:rPr>
+          <w:b/>
+          <w:bCs/>
+          <w:sz w:val="20"/>
+          <w:szCs w:val="20"/>
+        </w:rPr>
+        <w:t>if</w:t>
+      </w:r>
+      <w:proofErr w:type="spellEnd"/>
+      <w:r>
+        <w:rPr>
+          <w:b/>
+          <w:bCs/>
+          <w:sz w:val="20"/>
+          <w:szCs w:val="20"/>
+        </w:rPr>
+        <w:t xml:space="preserve"> 12 &gt; 10 </w:t>
+      </w:r>
+      <w:proofErr w:type="spellStart"/>
+      <w:r>
+        <w:rPr>
+          <w:b/>
+          <w:bCs/>
+          <w:sz w:val="20"/>
+          <w:szCs w:val="20"/>
+        </w:rPr>
+        <w:t>then</w:t>
+      </w:r>
+      <w:proofErr w:type="spellEnd"/>
+      <w:r>
+        <w:rPr>
+          <w:b/>
+          <w:bCs/>
+          <w:sz w:val="20"/>
+          <w:szCs w:val="20"/>
+        </w:rPr>
+        <w:t xml:space="preserve"> y * 2 </w:t>
+      </w:r>
+      <w:proofErr w:type="spellStart"/>
+      <w:r>
+        <w:rPr>
+          <w:b/>
+          <w:bCs/>
+          <w:sz w:val="20"/>
+          <w:szCs w:val="20"/>
+        </w:rPr>
+        <w:t>else</w:t>
+      </w:r>
+      <w:proofErr w:type="spellEnd"/>
+      <w:r>
+        <w:rPr>
+          <w:b/>
+          <w:bCs/>
+          <w:sz w:val="20"/>
+          <w:szCs w:val="20"/>
+        </w:rPr>
+        <w:t xml:space="preserve"> 12 + 12 </w:t>
       </w:r>
       <w:r>
         <w:rPr>
@@ -1345,6 +1787,135 @@
           <w:szCs w:val="20"/>
         </w:rPr>
       </w:pPr>
+    </w:p>
+    <w:p>
+      <w:pPr>
+        <w:shd w:val="clear" w:color="auto" w:fill="FFFFFF"/>
+        <w:spacing w:before="100" w:beforeAutospacing="1" w:after="100" w:afterAutospacing="1" w:line="240" w:lineRule="auto"/>
+        <w:rPr>
+          <w:b/>
+          <w:bCs/>
+        </w:rPr>
+      </w:pPr>
+      <w:r>
+        <w:rPr>
+          <w:b/>
+          <w:bCs/>
+        </w:rPr>
+        <w:t>Ejercicio 5 - Expresiones Lambda</w:t>
+      </w:r>
+    </w:p>
+    <w:p>
+      <w:pPr>
+        <w:shd w:val="clear" w:color="auto" w:fill="FFFFFF"/>
+        <w:spacing w:before="100" w:beforeAutospacing="1" w:after="100" w:afterAutospacing="1" w:line="240" w:lineRule="auto"/>
+        <w:rPr>
+          <w:b/>
+          <w:bCs/>
+          <w:sz w:val="20"/>
+          <w:szCs w:val="20"/>
+        </w:rPr>
+      </w:pPr>
+      <w:r>
+        <w:rPr>
+          <w:b/>
+          <w:bCs/>
+          <w:noProof/>
+          <w:sz w:val="20"/>
+          <w:szCs w:val="20"/>
+        </w:rPr>
+        <w:drawing>
+          <wp:inline distT="0" distB="0" distL="0" distR="0" wp14:anchorId="62FD1A39" wp14:editId="620D9F86">
+            <wp:extent cx="2690464" cy="2520462"/>
+            <wp:effectExtent l="0" t="0" r="0" b="0"/>
+            <wp:docPr id="603665570" name="Imagen 6" descr="The image shows a snippet of code with function definitions in a programming language, including arithmetic and logical operations.&#10;&#10;El contenido generado por IA puede ser incorrecto."/>
+            <wp:cNvGraphicFramePr>
+              <a:graphicFrameLocks xmlns:a="http://schemas.openxmlformats.org/drawingml/2006/main" noChangeAspect="1"/>
+            </wp:cNvGraphicFramePr>
+            <a:graphic xmlns:a="http://schemas.openxmlformats.org/drawingml/2006/main">
+              <a:graphicData uri="http://schemas.openxmlformats.org/drawingml/2006/picture">
+                <pic:pic xmlns:pic="http://schemas.openxmlformats.org/drawingml/2006/picture">
+                  <pic:nvPicPr>
+                    <pic:cNvPr id="603665570" name="Imagen 6" descr="The image shows a snippet of code with function definitions in a programming language, including arithmetic and logical operations.&#10;&#10;El contenido generado por IA puede ser incorrecto."/>
+                    <pic:cNvPicPr/>
+                  </pic:nvPicPr>
+                  <pic:blipFill>
+                    <a:blip r:embed="rId10">
+                      <a:extLst>
+                        <a:ext uri="{28A0092B-C50C-407E-A947-70E740481C1C}">
+                          <a14:useLocalDpi xmlns:a14="http://schemas.microsoft.com/office/drawing/2010/main" val="0"/>
+                        </a:ext>
+                      </a:extLst>
+                    </a:blip>
+                    <a:stretch>
+                      <a:fillRect/>
+                    </a:stretch>
+                  </pic:blipFill>
+                  <pic:spPr>
+                    <a:xfrm>
+                      <a:off x="0" y="0"/>
+                      <a:ext cx="2695872" cy="2525528"/>
+                    </a:xfrm>
+                    <a:prstGeom prst="rect">
+                      <a:avLst/>
+                    </a:prstGeom>
+                  </pic:spPr>
+                </pic:pic>
+              </a:graphicData>
+            </a:graphic>
+          </wp:inline>
+        </w:drawing>
+      </w:r>
+      <w:r>
+        <w:rPr>
+          <w:b/>
+          <w:bCs/>
+          <w:noProof/>
+          <w:sz w:val="20"/>
+          <w:szCs w:val="20"/>
+        </w:rPr>
+        <w:drawing>
+          <wp:inline distT="0" distB="0" distL="0" distR="0" wp14:anchorId="685E0602" wp14:editId="1EA3B7DE">
+            <wp:extent cx="3147646" cy="2490445"/>
+            <wp:effectExtent l="0" t="0" r="0" b="5715"/>
+            <wp:docPr id="124429369" name="Imagen 7" descr="The image displays a series of lambda expressions in a programming language, demonstrating functions for sum, multiplication, exponentiation, maximum, and equality comparison.&#10;&#10;El contenido generado por IA puede ser incorrecto."/>
+            <wp:cNvGraphicFramePr>
+              <a:graphicFrameLocks xmlns:a="http://schemas.openxmlformats.org/drawingml/2006/main" noChangeAspect="1"/>
+            </wp:cNvGraphicFramePr>
+            <a:graphic xmlns:a="http://schemas.openxmlformats.org/drawingml/2006/main">
+              <a:graphicData uri="http://schemas.openxmlformats.org/drawingml/2006/picture">
+                <pic:pic xmlns:pic="http://schemas.openxmlformats.org/drawingml/2006/picture">
+                  <pic:nvPicPr>
+                    <pic:cNvPr id="124429369" name="Imagen 7" descr="The image displays a series of lambda expressions in a programming language, demonstrating functions for sum, multiplication, exponentiation, maximum, and equality comparison.&#10;&#10;El contenido generado por IA puede ser incorrecto."/>
+                    <pic:cNvPicPr/>
+                  </pic:nvPicPr>
+                  <pic:blipFill>
+                    <a:blip r:embed="rId11">
+                      <a:extLst>
+                        <a:ext uri="{28A0092B-C50C-407E-A947-70E740481C1C}">
+                          <a14:useLocalDpi xmlns:a14="http://schemas.microsoft.com/office/drawing/2010/main" val="0"/>
+                        </a:ext>
+                      </a:extLst>
+                    </a:blip>
+                    <a:stretch>
+                      <a:fillRect/>
+                    </a:stretch>
+                  </pic:blipFill>
+                  <pic:spPr>
+                    <a:xfrm>
+                      <a:off x="0" y="0"/>
+                      <a:ext cx="3181147" cy="2516951"/>
+                    </a:xfrm>
+                    <a:prstGeom prst="rect">
+                      <a:avLst/>
+                    </a:prstGeom>
+                  </pic:spPr>
+                </pic:pic>
+              </a:graphicData>
+            </a:graphic>
+          </wp:inline>
+        </w:drawing>
+      </w:r>
     </w:p>
     <w:sectPr>
       <w:pgSz w:w="12240" w:h="15840"/>
